--- a/docs/BRD.docx
+++ b/docs/BRD.docx
@@ -283,7 +283,7 @@
           <w:color w:val="6B5A52"/>
           <w:sz w:val="21"/>
         </w:rPr>
-        <w:t xml:space="preserve"> = đã có code, có test tự động (607 test) và/hoặc đã kiểm chứng trên bản deploy; </w:t>
+        <w:t xml:space="preserve"> = đã có code, có test tự động (676 test) và/hoặc đã kiểm chứng trên bản deploy; </w:t>
       </w:r>
       <w:r>
         <w:rPr>
@@ -3570,6 +3570,342 @@
           </w:p>
         </w:tc>
       </w:tr>
+      <w:tr>
+        <w:tc>
+          <w:tcPr>
+            <w:tcW w:type="dxa" w:w="2493"/>
+            <w:shd w:val="clear" w:color="auto" w:fill="FFF1E8"/>
+          </w:tcPr>
+          <w:p>
+            <w:r/>
+            <w:r>
+              <w:rPr>
+                <w:rFonts w:ascii="Calibri" w:hAnsi="Calibri" w:eastAsia="Calibri"/>
+                <w:b w:val="0"/>
+                <w:sz w:val="20"/>
+              </w:rPr>
+              <w:t>FR-CR-22</w:t>
+            </w:r>
+          </w:p>
+        </w:tc>
+        <w:tc>
+          <w:tcPr>
+            <w:tcW w:type="dxa" w:w="2493"/>
+            <w:shd w:val="clear" w:color="auto" w:fill="FFF1E8"/>
+          </w:tcPr>
+          <w:p>
+            <w:r/>
+            <w:r>
+              <w:rPr>
+                <w:rFonts w:ascii="Calibri" w:hAnsi="Calibri" w:eastAsia="Calibri"/>
+                <w:b w:val="0"/>
+                <w:sz w:val="20"/>
+              </w:rPr>
+              <w:t xml:space="preserve">Hai chế độ trích xuất cho trang dài chia nhiều đoạn, người dùng tự tick ở Bước 3: </w:t>
+            </w:r>
+            <w:r>
+              <w:rPr>
+                <w:rFonts w:ascii="Calibri" w:hAnsi="Calibri" w:eastAsia="Calibri"/>
+                <w:b/>
+                <w:sz w:val="20"/>
+              </w:rPr>
+              <w:t>Chậm</w:t>
+            </w:r>
+            <w:r>
+              <w:rPr>
+                <w:rFonts w:ascii="Calibri" w:hAnsi="Calibri" w:eastAsia="Calibri"/>
+                <w:b w:val="0"/>
+                <w:sz w:val="20"/>
+              </w:rPr>
+              <w:t xml:space="preserve"> (mặc định, gọi AI tuần tự) và </w:t>
+            </w:r>
+            <w:r>
+              <w:rPr>
+                <w:rFonts w:ascii="Calibri" w:hAnsi="Calibri" w:eastAsia="Calibri"/>
+                <w:b/>
+                <w:sz w:val="20"/>
+              </w:rPr>
+              <w:t>Nhanh (tốn)</w:t>
+            </w:r>
+            <w:r>
+              <w:rPr>
+                <w:rFonts w:ascii="Calibri" w:hAnsi="Calibri" w:eastAsia="Calibri"/>
+                <w:b w:val="0"/>
+                <w:sz w:val="20"/>
+              </w:rPr>
+              <w:t xml:space="preserve"> (gọi các đoạn đồng thời; không đổi số lượt gọi/chi phí AI, chỉ tăng tải đồng thời)</w:t>
+            </w:r>
+          </w:p>
+        </w:tc>
+        <w:tc>
+          <w:tcPr>
+            <w:tcW w:type="dxa" w:w="2493"/>
+            <w:shd w:val="clear" w:color="auto" w:fill="FFF1E8"/>
+          </w:tcPr>
+          <w:p>
+            <w:r/>
+            <w:r>
+              <w:rPr>
+                <w:rFonts w:ascii="Calibri" w:hAnsi="Calibri" w:eastAsia="Calibri"/>
+                <w:b w:val="0"/>
+                <w:sz w:val="20"/>
+              </w:rPr>
+              <w:t>Trung bình</w:t>
+            </w:r>
+          </w:p>
+        </w:tc>
+        <w:tc>
+          <w:tcPr>
+            <w:tcW w:type="dxa" w:w="2493"/>
+            <w:shd w:val="clear" w:color="auto" w:fill="FFF1E8"/>
+          </w:tcPr>
+          <w:p>
+            <w:r/>
+            <w:r>
+              <w:rPr>
+                <w:rFonts w:ascii="Calibri" w:hAnsi="Calibri" w:eastAsia="Calibri"/>
+                <w:b w:val="0"/>
+                <w:sz w:val="20"/>
+              </w:rPr>
+              <w:t>Đạt (đã đo thật: cùng 2 đoạn/60 bản ghi, Chậm 115 giây, Nhanh 47 giây)</w:t>
+            </w:r>
+          </w:p>
+        </w:tc>
+      </w:tr>
+      <w:tr>
+        <w:tc>
+          <w:tcPr>
+            <w:tcW w:type="dxa" w:w="2493"/>
+          </w:tcPr>
+          <w:p>
+            <w:r/>
+            <w:r>
+              <w:rPr>
+                <w:rFonts w:ascii="Calibri" w:hAnsi="Calibri" w:eastAsia="Calibri"/>
+                <w:b w:val="0"/>
+                <w:sz w:val="20"/>
+              </w:rPr>
+              <w:t>FR-CR-23</w:t>
+            </w:r>
+          </w:p>
+        </w:tc>
+        <w:tc>
+          <w:tcPr>
+            <w:tcW w:type="dxa" w:w="2493"/>
+          </w:tcPr>
+          <w:p>
+            <w:r/>
+            <w:r>
+              <w:rPr>
+                <w:rFonts w:ascii="Calibri" w:hAnsi="Calibri" w:eastAsia="Calibri"/>
+                <w:b w:val="0"/>
+                <w:sz w:val="20"/>
+              </w:rPr>
+              <w:t>Giới hạn tốc độ gọi AI theo từng model (</w:t>
+            </w:r>
+            <w:r>
+              <w:rPr>
+                <w:rFonts w:ascii="Consolas" w:hAnsi="Consolas" w:eastAsia="Consolas"/>
+                <w:color w:val="B02A00"/>
+                <w:sz w:val="18"/>
+              </w:rPr>
+              <w:t>AI_MODEL_LIMITS</w:t>
+            </w:r>
+            <w:r>
+              <w:rPr>
+                <w:rFonts w:ascii="Calibri" w:hAnsi="Calibri" w:eastAsia="Calibri"/>
+                <w:b w:val="0"/>
+                <w:sz w:val="20"/>
+              </w:rPr>
+              <w:t xml:space="preserve">): tự chờ (delay) để không vượt request/phút, header của API ghi đè cấu hình, gặp 429 thì chờ đúng </w:t>
+            </w:r>
+            <w:r>
+              <w:rPr>
+                <w:rFonts w:ascii="Consolas" w:hAnsi="Consolas" w:eastAsia="Consolas"/>
+                <w:color w:val="B02A00"/>
+                <w:sz w:val="18"/>
+              </w:rPr>
+              <w:t>Retry-After</w:t>
+            </w:r>
+            <w:r>
+              <w:rPr>
+                <w:rFonts w:ascii="Calibri" w:hAnsi="Calibri" w:eastAsia="Calibri"/>
+                <w:b w:val="0"/>
+                <w:sz w:val="20"/>
+              </w:rPr>
+              <w:t xml:space="preserve"> rồi thử lại</w:t>
+            </w:r>
+          </w:p>
+        </w:tc>
+        <w:tc>
+          <w:tcPr>
+            <w:tcW w:type="dxa" w:w="2493"/>
+          </w:tcPr>
+          <w:p>
+            <w:r/>
+            <w:r>
+              <w:rPr>
+                <w:rFonts w:ascii="Calibri" w:hAnsi="Calibri" w:eastAsia="Calibri"/>
+                <w:b w:val="0"/>
+                <w:sz w:val="20"/>
+              </w:rPr>
+              <w:t>Cao</w:t>
+            </w:r>
+          </w:p>
+        </w:tc>
+        <w:tc>
+          <w:tcPr>
+            <w:tcW w:type="dxa" w:w="2493"/>
+          </w:tcPr>
+          <w:p>
+            <w:r/>
+            <w:r>
+              <w:rPr>
+                <w:rFonts w:ascii="Calibri" w:hAnsi="Calibri" w:eastAsia="Calibri"/>
+                <w:b w:val="0"/>
+                <w:sz w:val="20"/>
+              </w:rPr>
+              <w:t>Đạt (đã đo hạn mức thật: qwen 2, GLM 5 request/phút; kiểm tra 429 thật)</w:t>
+            </w:r>
+          </w:p>
+        </w:tc>
+      </w:tr>
+      <w:tr>
+        <w:tc>
+          <w:tcPr>
+            <w:tcW w:type="dxa" w:w="2493"/>
+            <w:shd w:val="clear" w:color="auto" w:fill="FFF1E8"/>
+          </w:tcPr>
+          <w:p>
+            <w:r/>
+            <w:r>
+              <w:rPr>
+                <w:rFonts w:ascii="Calibri" w:hAnsi="Calibri" w:eastAsia="Calibri"/>
+                <w:b w:val="0"/>
+                <w:sz w:val="20"/>
+              </w:rPr>
+              <w:t>FR-CR-24</w:t>
+            </w:r>
+          </w:p>
+        </w:tc>
+        <w:tc>
+          <w:tcPr>
+            <w:tcW w:type="dxa" w:w="2493"/>
+            <w:shd w:val="clear" w:color="auto" w:fill="FFF1E8"/>
+          </w:tcPr>
+          <w:p>
+            <w:r/>
+            <w:r>
+              <w:rPr>
+                <w:rFonts w:ascii="Calibri" w:hAnsi="Calibri" w:eastAsia="Calibri"/>
+                <w:b w:val="0"/>
+                <w:sz w:val="20"/>
+              </w:rPr>
+              <w:t>Tiến độ Crawl tách hai thanh: ① CODE (tải, làm sạch) và ② AI (từng đoạn, đang chờ hạn mức, thử lại, đoạn lỗi), cho biết đang chạy code hay model AI</w:t>
+            </w:r>
+          </w:p>
+        </w:tc>
+        <w:tc>
+          <w:tcPr>
+            <w:tcW w:type="dxa" w:w="2493"/>
+            <w:shd w:val="clear" w:color="auto" w:fill="FFF1E8"/>
+          </w:tcPr>
+          <w:p>
+            <w:r/>
+            <w:r>
+              <w:rPr>
+                <w:rFonts w:ascii="Calibri" w:hAnsi="Calibri" w:eastAsia="Calibri"/>
+                <w:b w:val="0"/>
+                <w:sz w:val="20"/>
+              </w:rPr>
+              <w:t>Trung bình</w:t>
+            </w:r>
+          </w:p>
+        </w:tc>
+        <w:tc>
+          <w:tcPr>
+            <w:tcW w:type="dxa" w:w="2493"/>
+            <w:shd w:val="clear" w:color="auto" w:fill="FFF1E8"/>
+          </w:tcPr>
+          <w:p>
+            <w:r/>
+            <w:r>
+              <w:rPr>
+                <w:rFonts w:ascii="Calibri" w:hAnsi="Calibri" w:eastAsia="Calibri"/>
+                <w:b w:val="0"/>
+                <w:sz w:val="20"/>
+              </w:rPr>
+              <w:t>Đạt</w:t>
+            </w:r>
+          </w:p>
+        </w:tc>
+      </w:tr>
+      <w:tr>
+        <w:tc>
+          <w:tcPr>
+            <w:tcW w:type="dxa" w:w="2493"/>
+          </w:tcPr>
+          <w:p>
+            <w:r/>
+            <w:r>
+              <w:rPr>
+                <w:rFonts w:ascii="Calibri" w:hAnsi="Calibri" w:eastAsia="Calibri"/>
+                <w:b w:val="0"/>
+                <w:sz w:val="20"/>
+              </w:rPr>
+              <w:t>FR-CR-25</w:t>
+            </w:r>
+          </w:p>
+        </w:tc>
+        <w:tc>
+          <w:tcPr>
+            <w:tcW w:type="dxa" w:w="2493"/>
+          </w:tcPr>
+          <w:p>
+            <w:r/>
+            <w:r>
+              <w:rPr>
+                <w:rFonts w:ascii="Calibri" w:hAnsi="Calibri" w:eastAsia="Calibri"/>
+                <w:b w:val="0"/>
+                <w:sz w:val="20"/>
+              </w:rPr>
+              <w:t>Mỗi đoạn AI thử lại 1 lần khi lỗi, timeout tăng theo kích thước đoạn (đo thật: 60 bản ghi/đoạn đầy ~101 giây); một đoạn lỗi không làm hỏng cả trang; trang bị cắt bớt được báo rõ</w:t>
+            </w:r>
+          </w:p>
+        </w:tc>
+        <w:tc>
+          <w:tcPr>
+            <w:tcW w:type="dxa" w:w="2493"/>
+          </w:tcPr>
+          <w:p>
+            <w:r/>
+            <w:r>
+              <w:rPr>
+                <w:rFonts w:ascii="Calibri" w:hAnsi="Calibri" w:eastAsia="Calibri"/>
+                <w:b w:val="0"/>
+                <w:sz w:val="20"/>
+              </w:rPr>
+              <w:t>Cao</w:t>
+            </w:r>
+          </w:p>
+        </w:tc>
+        <w:tc>
+          <w:tcPr>
+            <w:tcW w:type="dxa" w:w="2493"/>
+          </w:tcPr>
+          <w:p>
+            <w:r/>
+            <w:r>
+              <w:rPr>
+                <w:rFonts w:ascii="Calibri" w:hAnsi="Calibri" w:eastAsia="Calibri"/>
+                <w:b w:val="0"/>
+                <w:sz w:val="20"/>
+              </w:rPr>
+              <w:t>Đạt</w:t>
+            </w:r>
+          </w:p>
+        </w:tc>
+      </w:tr>
     </w:tbl>
     <w:p/>
     <w:p>
@@ -5940,7 +6276,7 @@
                 <w:b w:val="0"/>
                 <w:sz w:val="20"/>
               </w:rPr>
-              <w:t>NFR-USA-01</w:t>
+              <w:t>NFR-PERF-03</w:t>
             </w:r>
           </w:p>
         </w:tc>
@@ -5957,7 +6293,7 @@
                 <w:b w:val="0"/>
                 <w:sz w:val="20"/>
               </w:rPr>
-              <w:t>Giao diện tiếng Việt, ba trang thống nhất (Crawl, Automation, Admin), logo MSB</w:t>
+              <w:t>Hạn mức AI: mỗi model có bộ đếm request/phút riêng (đo 2026-09-20: qwen3.6-flash 2, glm-5.3-flash 5, glm-5.2-hackathon 5, deepseek-v4-pro 5; Gemma chưa báo header, BTC cho biết 10); hệ thống xếp hàng thay vì nhận 429</w:t>
             </w:r>
           </w:p>
         </w:tc>
@@ -5992,6 +6328,57 @@
                 <w:b w:val="0"/>
                 <w:sz w:val="20"/>
               </w:rPr>
+              <w:t>NFR-USA-01</w:t>
+            </w:r>
+          </w:p>
+        </w:tc>
+        <w:tc>
+          <w:tcPr>
+            <w:tcW w:type="dxa" w:w="3324"/>
+          </w:tcPr>
+          <w:p>
+            <w:r/>
+            <w:r>
+              <w:rPr>
+                <w:rFonts w:ascii="Calibri" w:hAnsi="Calibri" w:eastAsia="Calibri"/>
+                <w:b w:val="0"/>
+                <w:sz w:val="20"/>
+              </w:rPr>
+              <w:t>Giao diện tiếng Việt, ba trang thống nhất (Crawl, Automation, Admin), logo MSB</w:t>
+            </w:r>
+          </w:p>
+        </w:tc>
+        <w:tc>
+          <w:tcPr>
+            <w:tcW w:type="dxa" w:w="3324"/>
+          </w:tcPr>
+          <w:p>
+            <w:r/>
+            <w:r>
+              <w:rPr>
+                <w:rFonts w:ascii="Calibri" w:hAnsi="Calibri" w:eastAsia="Calibri"/>
+                <w:b w:val="0"/>
+                <w:sz w:val="20"/>
+              </w:rPr>
+              <w:t>Đạt</w:t>
+            </w:r>
+          </w:p>
+        </w:tc>
+      </w:tr>
+      <w:tr>
+        <w:tc>
+          <w:tcPr>
+            <w:tcW w:type="dxa" w:w="3324"/>
+            <w:shd w:val="clear" w:color="auto" w:fill="FFF1E8"/>
+          </w:tcPr>
+          <w:p>
+            <w:r/>
+            <w:r>
+              <w:rPr>
+                <w:rFonts w:ascii="Calibri" w:hAnsi="Calibri" w:eastAsia="Calibri"/>
+                <w:b w:val="0"/>
+                <w:sz w:val="20"/>
+              </w:rPr>
               <w:t>NFR-QUA-01</w:t>
             </w:r>
           </w:p>
@@ -5999,22 +6386,24 @@
         <w:tc>
           <w:tcPr>
             <w:tcW w:type="dxa" w:w="3324"/>
-          </w:tcPr>
-          <w:p>
-            <w:r/>
-            <w:r>
-              <w:rPr>
-                <w:rFonts w:ascii="Calibri" w:hAnsi="Calibri" w:eastAsia="Calibri"/>
-                <w:b w:val="0"/>
-                <w:sz w:val="20"/>
-              </w:rPr>
-              <w:t>Bộ test tự động: 607 test đạt (unit, API, UI)</w:t>
+            <w:shd w:val="clear" w:color="auto" w:fill="FFF1E8"/>
+          </w:tcPr>
+          <w:p>
+            <w:r/>
+            <w:r>
+              <w:rPr>
+                <w:rFonts w:ascii="Calibri" w:hAnsi="Calibri" w:eastAsia="Calibri"/>
+                <w:b w:val="0"/>
+                <w:sz w:val="20"/>
+              </w:rPr>
+              <w:t>Bộ test tự động: 676 test đạt (unit, API, UI)</w:t>
             </w:r>
           </w:p>
         </w:tc>
         <w:tc>
           <w:tcPr>
             <w:tcW w:type="dxa" w:w="3324"/>
+            <w:shd w:val="clear" w:color="auto" w:fill="FFF1E8"/>
           </w:tcPr>
           <w:p>
             <w:r/>
@@ -6885,15 +7274,15 @@
                 <w:b/>
                 <w:sz w:val="20"/>
               </w:rPr>
-              <w:t>DB mở Public, chưa có SSL</w:t>
-            </w:r>
-            <w:r>
-              <w:rPr>
-                <w:rFonts w:ascii="Calibri" w:hAnsi="Calibri" w:eastAsia="Calibri"/>
-                <w:b w:val="0"/>
-                <w:sz w:val="20"/>
-              </w:rPr>
-              <w:t xml:space="preserve"> trong giai đoạn thi → dùng mật khẩu mạnh; tắt Public hoặc chuyển VPC sau khi xong</w:t>
+              <w:t>Hạn mức request/phút thấp</w:t>
+            </w:r>
+            <w:r>
+              <w:rPr>
+                <w:rFonts w:ascii="Calibri" w:hAnsi="Calibri" w:eastAsia="Calibri"/>
+                <w:b w:val="0"/>
+                <w:sz w:val="20"/>
+              </w:rPr>
+              <w:t xml:space="preserve"> (qwen 2/phút, dùng chung cho crawl, phản hồi AI và Runner AI cùng một key) → nhiều người crawl cùng lúc sẽ phải xếp hàng (thanh tiến độ báo "chờ hạn mức"); giảm nhẹ bằng chọn model có hạn mức cao hơn (GLM 5/phút, nhanh hơn ~2,2 lần trong bài đo) sau khi kiểm tra chất lượng trên trang thật, hoặc xin BTC nâng hạn mức</w:t>
             </w:r>
           </w:p>
         </w:tc>
@@ -6929,15 +7318,15 @@
                 <w:b/>
                 <w:sz w:val="20"/>
               </w:rPr>
-              <w:t>Chi phí runtime</w:t>
-            </w:r>
-            <w:r>
-              <w:rPr>
-                <w:rFonts w:ascii="Calibri" w:hAnsi="Calibri" w:eastAsia="Calibri"/>
-                <w:b w:val="0"/>
-                <w:sz w:val="20"/>
-              </w:rPr>
-              <w:t xml:space="preserve"> tính vào ví thật, chạy liên tục → dừng runtime cũ/thừa khi không dùng</w:t>
+              <w:t>DB mở Public, chưa có SSL</w:t>
+            </w:r>
+            <w:r>
+              <w:rPr>
+                <w:rFonts w:ascii="Calibri" w:hAnsi="Calibri" w:eastAsia="Calibri"/>
+                <w:b w:val="0"/>
+                <w:sz w:val="20"/>
+              </w:rPr>
+              <w:t xml:space="preserve"> trong giai đoạn thi → dùng mật khẩu mạnh; tắt Public hoặc chuyển VPC sau khi xong</w:t>
             </w:r>
           </w:p>
         </w:tc>
@@ -6968,10 +7357,18 @@
             <w:r>
               <w:rPr>
                 <w:rFonts w:ascii="Calibri" w:hAnsi="Calibri" w:eastAsia="Calibri"/>
-                <w:b w:val="0"/>
-                <w:sz w:val="20"/>
-              </w:rPr>
-              <w:t>Người dùng Automation phải cài Python trên máy → có hướng dẫn trên trang; kế hoạch đóng gói</w:t>
+                <w:b/>
+                <w:sz w:val="20"/>
+              </w:rPr>
+              <w:t>Chi phí runtime</w:t>
+            </w:r>
+            <w:r>
+              <w:rPr>
+                <w:rFonts w:ascii="Calibri" w:hAnsi="Calibri" w:eastAsia="Calibri"/>
+                <w:b w:val="0"/>
+                <w:sz w:val="20"/>
+              </w:rPr>
+              <w:t xml:space="preserve"> tính vào ví thật, chạy liên tục → dừng runtime cũ/thừa khi không dùng</w:t>
             </w:r>
           </w:p>
         </w:tc>
@@ -6998,6 +7395,40 @@
           <w:tcPr>
             <w:tcW w:type="dxa" w:w="4986"/>
             <w:shd w:val="clear" w:color="auto" w:fill="FFF1E8"/>
+          </w:tcPr>
+          <w:p>
+            <w:r/>
+            <w:r>
+              <w:rPr>
+                <w:rFonts w:ascii="Calibri" w:hAnsi="Calibri" w:eastAsia="Calibri"/>
+                <w:b w:val="0"/>
+                <w:sz w:val="20"/>
+              </w:rPr>
+              <w:t>Người dùng Automation phải cài Python trên máy → có hướng dẫn trên trang; kế hoạch đóng gói</w:t>
+            </w:r>
+          </w:p>
+        </w:tc>
+      </w:tr>
+      <w:tr>
+        <w:tc>
+          <w:tcPr>
+            <w:tcW w:type="dxa" w:w="4986"/>
+          </w:tcPr>
+          <w:p>
+            <w:r/>
+            <w:r>
+              <w:rPr>
+                <w:rFonts w:ascii="Calibri" w:hAnsi="Calibri" w:eastAsia="Calibri"/>
+                <w:b w:val="0"/>
+                <w:sz w:val="20"/>
+              </w:rPr>
+              <w:t>Rủi ro</w:t>
+            </w:r>
+          </w:p>
+        </w:tc>
+        <w:tc>
+          <w:tcPr>
+            <w:tcW w:type="dxa" w:w="4986"/>
           </w:tcPr>
           <w:p>
             <w:r/>

--- a/docs/BRD.docx
+++ b/docs/BRD.docx
@@ -283,7 +283,7 @@
           <w:color w:val="6B5A52"/>
           <w:sz w:val="21"/>
         </w:rPr>
-        <w:t xml:space="preserve"> = đã có code, có test tự động (676 test) và/hoặc đã kiểm chứng trên bản deploy; </w:t>
+        <w:t xml:space="preserve"> = đã có code, có test tự động (696 test) và/hoặc đã kiểm chứng trên bản deploy; </w:t>
       </w:r>
       <w:r>
         <w:rPr>
@@ -3329,7 +3329,23 @@
                 <w:b w:val="0"/>
                 <w:sz w:val="20"/>
               </w:rPr>
-              <w:t>Lên lịch chạy định kỳ (APScheduler); xem, sửa, xóa lịch</w:t>
+              <w:t xml:space="preserve">Lên lịch chạy định kỳ (APScheduler); xem, sửa, xóa lịch. Lịch </w:t>
+            </w:r>
+            <w:r>
+              <w:rPr>
+                <w:rFonts w:ascii="Calibri" w:hAnsi="Calibri" w:eastAsia="Calibri"/>
+                <w:b/>
+                <w:sz w:val="20"/>
+              </w:rPr>
+              <w:t>chỉ lưu vào DB</w:t>
+            </w:r>
+            <w:r>
+              <w:rPr>
+                <w:rFonts w:ascii="Calibri" w:hAnsi="Calibri" w:eastAsia="Calibri"/>
+                <w:b w:val="0"/>
+                <w:sz w:val="20"/>
+              </w:rPr>
+              <w:t>: lịch lưu ra file đã bỏ (file nằm trên server dùng chung, không phân quyền theo người dùng; muốn file thì xuất từ dataset) — lịch file đã tạo trước đây vẫn chạy</w:t>
             </w:r>
           </w:p>
         </w:tc>
@@ -3765,7 +3781,7 @@
                 <w:b w:val="0"/>
                 <w:sz w:val="20"/>
               </w:rPr>
-              <w:t>Đạt (đã đo hạn mức thật: qwen 2, GLM 5 request/phút; kiểm tra 429 thật)</w:t>
+              <w:t>Đạt (đã đo hạn mức thật: GLM-5.3-flash 5, qwen 2 request/phút; kiểm tra 429 thật)</w:t>
             </w:r>
           </w:p>
         </w:tc>
@@ -3869,7 +3885,23 @@
                 <w:b w:val="0"/>
                 <w:sz w:val="20"/>
               </w:rPr>
-              <w:t>Mỗi đoạn AI thử lại 1 lần khi lỗi, timeout tăng theo kích thước đoạn (đo thật: 60 bản ghi/đoạn đầy ~101 giây); một đoạn lỗi không làm hỏng cả trang; trang bị cắt bớt được báo rõ</w:t>
+              <w:t xml:space="preserve">Mỗi đoạn AI thử lại 1 lần khi lỗi, timeout tăng theo kích thước đoạn và </w:t>
+            </w:r>
+            <w:r>
+              <w:rPr>
+                <w:rFonts w:ascii="Calibri" w:hAnsi="Calibri" w:eastAsia="Calibri"/>
+                <w:b/>
+                <w:sz w:val="20"/>
+              </w:rPr>
+              <w:t>số dòng bản ghi</w:t>
+            </w:r>
+            <w:r>
+              <w:rPr>
+                <w:rFonts w:ascii="Calibri" w:hAnsi="Calibri" w:eastAsia="Calibri"/>
+                <w:b w:val="0"/>
+                <w:sz w:val="20"/>
+              </w:rPr>
+              <w:t xml:space="preserve"> (đo thật: 60 bản ghi/đoạn đầy ~101 giây; bảng 25 dòng chỉ 2,6 nghìn ký tự vẫn ~57 giây); một đoạn lỗi không làm hỏng cả trang; trang bị cắt bớt được báo rõ</w:t>
             </w:r>
           </w:p>
         </w:tc>
@@ -3902,6 +3934,100 @@
                 <w:sz w:val="20"/>
               </w:rPr>
               <w:t>Đạt</w:t>
+            </w:r>
+          </w:p>
+        </w:tc>
+      </w:tr>
+      <w:tr>
+        <w:tc>
+          <w:tcPr>
+            <w:tcW w:type="dxa" w:w="2493"/>
+            <w:shd w:val="clear" w:color="auto" w:fill="FFF1E8"/>
+          </w:tcPr>
+          <w:p>
+            <w:r/>
+            <w:r>
+              <w:rPr>
+                <w:rFonts w:ascii="Calibri" w:hAnsi="Calibri" w:eastAsia="Calibri"/>
+                <w:b w:val="0"/>
+                <w:sz w:val="20"/>
+              </w:rPr>
+              <w:t>FR-CR-26</w:t>
+            </w:r>
+          </w:p>
+        </w:tc>
+        <w:tc>
+          <w:tcPr>
+            <w:tcW w:type="dxa" w:w="2493"/>
+            <w:shd w:val="clear" w:color="auto" w:fill="FFF1E8"/>
+          </w:tcPr>
+          <w:p>
+            <w:r/>
+            <w:r>
+              <w:rPr>
+                <w:rFonts w:ascii="Calibri" w:hAnsi="Calibri" w:eastAsia="Calibri"/>
+                <w:b/>
+                <w:sz w:val="20"/>
+              </w:rPr>
+              <w:t>Nguồn là API (JSON)</w:t>
+            </w:r>
+            <w:r>
+              <w:rPr>
+                <w:rFonts w:ascii="Calibri" w:hAnsi="Calibri" w:eastAsia="Calibri"/>
+                <w:b w:val="0"/>
+                <w:sz w:val="20"/>
+              </w:rPr>
+              <w:t xml:space="preserve">: người dùng tick "Nguồn là API" và dán link API vào ô URL; hệ thống tải bằng HTTP (GET), tự tìm mảng bản ghi trong JSON, ghép tên field (hoặc mô tả) với khóa JSON, </w:t>
+            </w:r>
+            <w:r>
+              <w:rPr>
+                <w:rFonts w:ascii="Calibri" w:hAnsi="Calibri" w:eastAsia="Calibri"/>
+                <w:b/>
+                <w:sz w:val="20"/>
+              </w:rPr>
+              <w:t>không gọi AI</w:t>
+            </w:r>
+            <w:r>
+              <w:rPr>
+                <w:rFonts w:ascii="Calibri" w:hAnsi="Calibri" w:eastAsia="Calibri"/>
+                <w:b w:val="0"/>
+                <w:sz w:val="20"/>
+              </w:rPr>
+              <w:t>; báo rõ field không ghép được kèm danh sách khóa; chặn địa chỉ nội bộ; chưa hỗ trợ đặt lịch cho nguồn API</w:t>
+            </w:r>
+          </w:p>
+        </w:tc>
+        <w:tc>
+          <w:tcPr>
+            <w:tcW w:type="dxa" w:w="2493"/>
+            <w:shd w:val="clear" w:color="auto" w:fill="FFF1E8"/>
+          </w:tcPr>
+          <w:p>
+            <w:r/>
+            <w:r>
+              <w:rPr>
+                <w:rFonts w:ascii="Calibri" w:hAnsi="Calibri" w:eastAsia="Calibri"/>
+                <w:b w:val="0"/>
+                <w:sz w:val="20"/>
+              </w:rPr>
+              <w:t>Cao</w:t>
+            </w:r>
+          </w:p>
+        </w:tc>
+        <w:tc>
+          <w:tcPr>
+            <w:tcW w:type="dxa" w:w="2493"/>
+            <w:shd w:val="clear" w:color="auto" w:fill="FFF1E8"/>
+          </w:tcPr>
+          <w:p>
+            <w:r/>
+            <w:r>
+              <w:rPr>
+                <w:rFonts w:ascii="Calibri" w:hAnsi="Calibri" w:eastAsia="Calibri"/>
+                <w:b w:val="0"/>
+                <w:sz w:val="20"/>
+              </w:rPr>
+              <w:t>Đạt (đã chạy thật trên API công khai: 100 và 10 bản ghi, không gọi AI)</w:t>
             </w:r>
           </w:p>
         </w:tc>
@@ -6396,7 +6522,7 @@
                 <w:b w:val="0"/>
                 <w:sz w:val="20"/>
               </w:rPr>
-              <w:t>Bộ test tự động: 676 test đạt (unit, API, UI)</w:t>
+              <w:t>Bộ test tự động: 696 test đạt (unit, API, UI)</w:t>
             </w:r>
           </w:p>
         </w:tc>
@@ -7282,7 +7408,7 @@
                 <w:b w:val="0"/>
                 <w:sz w:val="20"/>
               </w:rPr>
-              <w:t xml:space="preserve"> (qwen 2/phút, dùng chung cho crawl, phản hồi AI và Runner AI cùng một key) → nhiều người crawl cùng lúc sẽ phải xếp hàng (thanh tiến độ báo "chờ hạn mức"); giảm nhẹ bằng chọn model có hạn mức cao hơn (GLM 5/phút, nhanh hơn ~2,2 lần trong bài đo) sau khi kiểm tra chất lượng trên trang thật, hoặc xin BTC nâng hạn mức</w:t>
+              <w:t xml:space="preserve"> (model đang dùng GLM-5.3-flash: 5/phút; qwen chỉ 2/phút; dùng chung cho crawl, phản hồi AI và Runner AI cùng một key) → nhiều người crawl cùng lúc sẽ phải xếp hàng (thanh tiến độ báo "chờ hạn mức"); đã chuyển từ qwen sang GLM-5.3-flash theo khuyến nghị của BTC (nhanh hơn ~2,2 lần trong bài đo); còn phải kiểm tra chất lượng GLM trên trang thật, hoặc xin BTC nâng hạn mức</w:t>
             </w:r>
           </w:p>
         </w:tc>
@@ -7970,7 +8096,7 @@
           <w:b w:val="0"/>
           <w:sz w:val="22"/>
         </w:rPr>
-        <w:t xml:space="preserve"> đo chất lượng trích xuất với model AI thật (Qwen3.6-Flash, GLM-5.2); UAT Automation với trang và trình duyệt thật; đóng gói agent cho người không cài Python; tắt DB Public/bật SSL; dọn runtime thừa.</w:t>
+        <w:t xml:space="preserve"> đo chất lượng trích xuất với model AI thật (GLM-5.3-flash, Gemma); UAT Automation với trang và trình duyệt thật; đóng gói agent cho người không cài Python; tắt DB Public/bật SSL; dọn runtime thừa.</w:t>
       </w:r>
     </w:p>
     <w:p>
@@ -8459,7 +8585,7 @@
         <w:color w:val="6B5A52"/>
         <w:sz w:val="18"/>
       </w:rPr>
-      <w:t>BRD — Web Data Puller (MSB Team 56)</w:t>
+      <w:t>BRD — Web Data Puller</w:t>
     </w:r>
   </w:p>
 </w:hdr>

--- a/docs/BRD.docx
+++ b/docs/BRD.docx
@@ -283,7 +283,7 @@
           <w:color w:val="6B5A52"/>
           <w:sz w:val="21"/>
         </w:rPr>
-        <w:t xml:space="preserve"> = đã có code, có test tự động (696 test) và/hoặc đã kiểm chứng trên bản deploy; </w:t>
+        <w:t xml:space="preserve"> = đã có code, có test tự động (697 test) và/hoặc đã kiểm chứng trên bản deploy; </w:t>
       </w:r>
       <w:r>
         <w:rPr>
@@ -6522,7 +6522,7 @@
                 <w:b w:val="0"/>
                 <w:sz w:val="20"/>
               </w:rPr>
-              <w:t>Bộ test tự động: 696 test đạt (unit, API, UI)</w:t>
+              <w:t>Bộ test tự động: 697 test đạt (unit, API, UI)</w:t>
             </w:r>
           </w:p>
         </w:tc>

--- a/docs/BRD.docx
+++ b/docs/BRD.docx
@@ -283,7 +283,7 @@
           <w:color w:val="6B5A52"/>
           <w:sz w:val="21"/>
         </w:rPr>
-        <w:t xml:space="preserve"> = đã có code, có test tự động (697 test) và/hoặc đã kiểm chứng trên bản deploy; </w:t>
+        <w:t xml:space="preserve"> = đã có code, có test tự động (714 test) và/hoặc đã kiểm chứng trên bản deploy; </w:t>
       </w:r>
       <w:r>
         <w:rPr>
@@ -1823,7 +1823,7 @@
                 <w:b w:val="0"/>
                 <w:sz w:val="20"/>
               </w:rPr>
-              <w:t>FR-AD-01..06</w:t>
+              <w:t>FR-AD-01..07</w:t>
             </w:r>
           </w:p>
         </w:tc>
@@ -4981,6 +4981,116 @@
           </w:p>
         </w:tc>
       </w:tr>
+      <w:tr>
+        <w:tc>
+          <w:tcPr>
+            <w:tcW w:type="dxa" w:w="2493"/>
+            <w:shd w:val="clear" w:color="auto" w:fill="FFF1E8"/>
+          </w:tcPr>
+          <w:p>
+            <w:r/>
+            <w:r>
+              <w:rPr>
+                <w:rFonts w:ascii="Calibri" w:hAnsi="Calibri" w:eastAsia="Calibri"/>
+                <w:b w:val="0"/>
+                <w:sz w:val="20"/>
+              </w:rPr>
+              <w:t>FR-AU-12</w:t>
+            </w:r>
+          </w:p>
+        </w:tc>
+        <w:tc>
+          <w:tcPr>
+            <w:tcW w:type="dxa" w:w="2493"/>
+            <w:shd w:val="clear" w:color="auto" w:fill="FFF1E8"/>
+          </w:tcPr>
+          <w:p>
+            <w:r/>
+            <w:r>
+              <w:rPr>
+                <w:rFonts w:ascii="Calibri" w:hAnsi="Calibri" w:eastAsia="Calibri"/>
+                <w:b/>
+                <w:sz w:val="20"/>
+              </w:rPr>
+              <w:t>Báo lỗi và gợi ý sửa run lỗi</w:t>
+            </w:r>
+            <w:r>
+              <w:rPr>
+                <w:rFonts w:ascii="Calibri" w:hAnsi="Calibri" w:eastAsia="Calibri"/>
+                <w:b w:val="0"/>
+                <w:sz w:val="20"/>
+              </w:rPr>
+              <w:t xml:space="preserve"> (như Crawl): run FAILED / ERROR / UNVERIFIED / LOST hoặc bị chặn ở preflight có nút </w:t>
+            </w:r>
+            <w:r>
+              <w:rPr>
+                <w:rFonts w:ascii="Calibri" w:hAnsi="Calibri" w:eastAsia="Calibri"/>
+                <w:b/>
+                <w:sz w:val="20"/>
+              </w:rPr>
+              <w:t>Gợi ý sửa</w:t>
+            </w:r>
+            <w:r>
+              <w:rPr>
+                <w:rFonts w:ascii="Calibri" w:hAnsi="Calibri" w:eastAsia="Calibri"/>
+                <w:b w:val="0"/>
+                <w:sz w:val="20"/>
+              </w:rPr>
+              <w:t xml:space="preserve"> (gợi ý cố định theo từng mã lỗi kiểm tra tĩnh, kèm gợi ý từ AI nếu bật) và </w:t>
+            </w:r>
+            <w:r>
+              <w:rPr>
+                <w:rFonts w:ascii="Calibri" w:hAnsi="Calibri" w:eastAsia="Calibri"/>
+                <w:b/>
+                <w:sz w:val="20"/>
+              </w:rPr>
+              <w:t>Báo lỗi cho admin</w:t>
+            </w:r>
+            <w:r>
+              <w:rPr>
+                <w:rFonts w:ascii="Calibri" w:hAnsi="Calibri" w:eastAsia="Calibri"/>
+                <w:b w:val="0"/>
+                <w:sz w:val="20"/>
+              </w:rPr>
+              <w:t xml:space="preserve"> (kèm ghi chú đã che bí mật). AI và admin chỉ thấy metadata (trạng thái, số ca, mã lỗi, sheet, dòng), không thấy dữ liệu workbook; tối đa 5 lần gợi ý mỗi phút mỗi người; AI không tự sửa hay chạy lại</w:t>
+            </w:r>
+          </w:p>
+        </w:tc>
+        <w:tc>
+          <w:tcPr>
+            <w:tcW w:type="dxa" w:w="2493"/>
+            <w:shd w:val="clear" w:color="auto" w:fill="FFF1E8"/>
+          </w:tcPr>
+          <w:p>
+            <w:r/>
+            <w:r>
+              <w:rPr>
+                <w:rFonts w:ascii="Calibri" w:hAnsi="Calibri" w:eastAsia="Calibri"/>
+                <w:b w:val="0"/>
+                <w:sz w:val="20"/>
+              </w:rPr>
+              <w:t>Trung bình</w:t>
+            </w:r>
+          </w:p>
+        </w:tc>
+        <w:tc>
+          <w:tcPr>
+            <w:tcW w:type="dxa" w:w="2493"/>
+            <w:shd w:val="clear" w:color="auto" w:fill="FFF1E8"/>
+          </w:tcPr>
+          <w:p>
+            <w:r/>
+            <w:r>
+              <w:rPr>
+                <w:rFonts w:ascii="Calibri" w:hAnsi="Calibri" w:eastAsia="Calibri"/>
+                <w:b w:val="0"/>
+                <w:sz w:val="20"/>
+              </w:rPr>
+              <w:t>Đạt (offline: kiểm thử tự động; chưa thử với AI thật)</w:t>
+            </w:r>
+          </w:p>
+        </w:tc>
+      </w:tr>
     </w:tbl>
     <w:p/>
     <w:p>
@@ -5512,6 +5622,88 @@
           </w:p>
         </w:tc>
       </w:tr>
+      <w:tr>
+        <w:tc>
+          <w:tcPr>
+            <w:tcW w:type="dxa" w:w="2493"/>
+          </w:tcPr>
+          <w:p>
+            <w:r/>
+            <w:r>
+              <w:rPr>
+                <w:rFonts w:ascii="Calibri" w:hAnsi="Calibri" w:eastAsia="Calibri"/>
+                <w:b w:val="0"/>
+                <w:sz w:val="20"/>
+              </w:rPr>
+              <w:t>FR-AD-07</w:t>
+            </w:r>
+          </w:p>
+        </w:tc>
+        <w:tc>
+          <w:tcPr>
+            <w:tcW w:type="dxa" w:w="2493"/>
+          </w:tcPr>
+          <w:p>
+            <w:r/>
+            <w:r>
+              <w:rPr>
+                <w:rFonts w:ascii="Calibri" w:hAnsi="Calibri" w:eastAsia="Calibri"/>
+                <w:b w:val="0"/>
+                <w:sz w:val="20"/>
+              </w:rPr>
+              <w:t xml:space="preserve">Tab </w:t>
+            </w:r>
+            <w:r>
+              <w:rPr>
+                <w:rFonts w:ascii="Calibri" w:hAnsi="Calibri" w:eastAsia="Calibri"/>
+                <w:b/>
+                <w:sz w:val="20"/>
+              </w:rPr>
+              <w:t>Automation · Run lỗi &amp; gợi ý sửa</w:t>
+            </w:r>
+            <w:r>
+              <w:rPr>
+                <w:rFonts w:ascii="Calibri" w:hAnsi="Calibri" w:eastAsia="Calibri"/>
+                <w:b w:val="0"/>
+                <w:sz w:val="20"/>
+              </w:rPr>
+              <w:t>: xem báo lỗi run của người dùng và các run cần chú ý, hỏi AI gợi ý sửa (chỉ đọc)</w:t>
+            </w:r>
+          </w:p>
+        </w:tc>
+        <w:tc>
+          <w:tcPr>
+            <w:tcW w:type="dxa" w:w="2493"/>
+          </w:tcPr>
+          <w:p>
+            <w:r/>
+            <w:r>
+              <w:rPr>
+                <w:rFonts w:ascii="Calibri" w:hAnsi="Calibri" w:eastAsia="Calibri"/>
+                <w:b w:val="0"/>
+                <w:sz w:val="20"/>
+              </w:rPr>
+              <w:t>Trung bình</w:t>
+            </w:r>
+          </w:p>
+        </w:tc>
+        <w:tc>
+          <w:tcPr>
+            <w:tcW w:type="dxa" w:w="2493"/>
+          </w:tcPr>
+          <w:p>
+            <w:r/>
+            <w:r>
+              <w:rPr>
+                <w:rFonts w:ascii="Calibri" w:hAnsi="Calibri" w:eastAsia="Calibri"/>
+                <w:b w:val="0"/>
+                <w:sz w:val="20"/>
+              </w:rPr>
+              <w:t>Đạt (offline)</w:t>
+            </w:r>
+          </w:p>
+        </w:tc>
+      </w:tr>
     </w:tbl>
     <w:p/>
     <w:p>
@@ -6522,7 +6714,7 @@
                 <w:b w:val="0"/>
                 <w:sz w:val="20"/>
               </w:rPr>
-              <w:t>Bộ test tự động: 697 test đạt (unit, API, UI)</w:t>
+              <w:t>Bộ test tự động: 714 test đạt (unit, API, UI)</w:t>
             </w:r>
           </w:p>
         </w:tc>
